--- a/output/Muhamad_Hendri_Febriansyah_Resume_ID.docx
+++ b/output/Muhamad_Hendri_Febriansyah_Resume_ID.docx
@@ -94,7 +94,7 @@
       <w:tr>
         <w:tc>
           <w:tcPr>
-            <w:tcW w:type="dxa" w:w="8064"/>
+            <w:tcW w:type="dxa" w:w="7632"/>
             <w:tcMar>
               <w:top w:w="0" w:type="dxa"/>
               <w:bottom w:w="0" w:type="dxa"/>
@@ -113,13 +113,13 @@
                 <w:color w:val="0F172A"/>
                 <w:sz w:val="20"/>
               </w:rPr>
-              <w:t>Freelance Software Engineer | PT Lapantiga Solusi Algoritma</w:t>
+              <w:t>Freelance Software Engineer | PT Lapantiga Solusi Algoritma (Surabaya, Indonesia)</w:t>
             </w:r>
           </w:p>
         </w:tc>
         <w:tc>
           <w:tcPr>
-            <w:tcW w:type="dxa" w:w="2736"/>
+            <w:tcW w:type="dxa" w:w="3168"/>
             <w:tcMar>
               <w:top w:w="0" w:type="dxa"/>
               <w:bottom w:w="0" w:type="dxa"/>
@@ -139,7 +139,7 @@
                 <w:color w:val="475569"/>
                 <w:sz w:val="19"/>
               </w:rPr>
-              <w:t>Surabaya, Indonesia  •  Jan 2019 – Sekarang</w:t>
+              <w:t>Jan 2019 – Sekarang</w:t>
             </w:r>
           </w:p>
         </w:tc>
@@ -234,7 +234,7 @@
       <w:tr>
         <w:tc>
           <w:tcPr>
-            <w:tcW w:type="dxa" w:w="8064"/>
+            <w:tcW w:type="dxa" w:w="7632"/>
             <w:tcMar>
               <w:top w:w="0" w:type="dxa"/>
               <w:bottom w:w="0" w:type="dxa"/>
@@ -253,13 +253,13 @@
                 <w:color w:val="0F172A"/>
                 <w:sz w:val="20"/>
               </w:rPr>
-              <w:t>Full Stack Developer (Web3 &amp; AI) | Kipley Pte. Ltd.</w:t>
+              <w:t>Full Stack Developer (Web3 &amp; AI) | Kipley Pte. Ltd. (Singapura (Remote))</w:t>
             </w:r>
           </w:p>
         </w:tc>
         <w:tc>
           <w:tcPr>
-            <w:tcW w:type="dxa" w:w="2736"/>
+            <w:tcW w:type="dxa" w:w="3168"/>
             <w:tcMar>
               <w:top w:w="0" w:type="dxa"/>
               <w:bottom w:w="0" w:type="dxa"/>
@@ -279,7 +279,7 @@
                 <w:color w:val="475569"/>
                 <w:sz w:val="19"/>
               </w:rPr>
-              <w:t>Singapura (Remote)  •  Nov 2024 – Jul 2025</w:t>
+              <w:t>Nov 2024 – Jul 2025</w:t>
             </w:r>
           </w:p>
         </w:tc>
@@ -359,7 +359,7 @@
       <w:tr>
         <w:tc>
           <w:tcPr>
-            <w:tcW w:type="dxa" w:w="8064"/>
+            <w:tcW w:type="dxa" w:w="7632"/>
             <w:tcMar>
               <w:top w:w="0" w:type="dxa"/>
               <w:bottom w:w="0" w:type="dxa"/>
@@ -378,13 +378,13 @@
                 <w:color w:val="0F172A"/>
                 <w:sz w:val="20"/>
               </w:rPr>
-              <w:t>Android Developer | PT Aku Pintar Indonesia</w:t>
+              <w:t>Android Developer | PT Aku Pintar Indonesia (Surabaya, Indonesia)</w:t>
             </w:r>
           </w:p>
         </w:tc>
         <w:tc>
           <w:tcPr>
-            <w:tcW w:type="dxa" w:w="2736"/>
+            <w:tcW w:type="dxa" w:w="3168"/>
             <w:tcMar>
               <w:top w:w="0" w:type="dxa"/>
               <w:bottom w:w="0" w:type="dxa"/>
@@ -404,7 +404,7 @@
                 <w:color w:val="475569"/>
                 <w:sz w:val="19"/>
               </w:rPr>
-              <w:t>Surabaya, Indonesia  •  Feb 2021 – Mei 2024</w:t>
+              <w:t>Feb 2021 – Mei 2024</w:t>
             </w:r>
           </w:p>
         </w:tc>
@@ -484,7 +484,7 @@
       <w:tr>
         <w:tc>
           <w:tcPr>
-            <w:tcW w:type="dxa" w:w="8064"/>
+            <w:tcW w:type="dxa" w:w="7632"/>
             <w:tcMar>
               <w:top w:w="0" w:type="dxa"/>
               <w:bottom w:w="0" w:type="dxa"/>
@@ -503,13 +503,13 @@
                 <w:color w:val="0F172A"/>
                 <w:sz w:val="20"/>
               </w:rPr>
-              <w:t>Software Developer | PT Qira Teknologi Indonesia</w:t>
+              <w:t>Software Developer | PT Qira Teknologi Indonesia (Surabaya, Indonesia)</w:t>
             </w:r>
           </w:p>
         </w:tc>
         <w:tc>
           <w:tcPr>
-            <w:tcW w:type="dxa" w:w="2736"/>
+            <w:tcW w:type="dxa" w:w="3168"/>
             <w:tcMar>
               <w:top w:w="0" w:type="dxa"/>
               <w:bottom w:w="0" w:type="dxa"/>
@@ -529,7 +529,7 @@
                 <w:color w:val="475569"/>
                 <w:sz w:val="19"/>
               </w:rPr>
-              <w:t>Surabaya, Indonesia  •  Nov 2020 – Jan 2024</w:t>
+              <w:t>Nov 2020 – Jan 2024</w:t>
             </w:r>
           </w:p>
         </w:tc>
@@ -777,7 +777,7 @@
       <w:tr>
         <w:tc>
           <w:tcPr>
-            <w:tcW w:type="dxa" w:w="8064"/>
+            <w:tcW w:type="dxa" w:w="7632"/>
             <w:tcMar>
               <w:top w:w="0" w:type="dxa"/>
               <w:bottom w:w="0" w:type="dxa"/>
@@ -802,7 +802,7 @@
         </w:tc>
         <w:tc>
           <w:tcPr>
-            <w:tcW w:type="dxa" w:w="2736"/>
+            <w:tcW w:type="dxa" w:w="3168"/>
             <w:tcMar>
               <w:top w:w="0" w:type="dxa"/>
               <w:bottom w:w="0" w:type="dxa"/>
@@ -873,7 +873,7 @@
       <w:tr>
         <w:tc>
           <w:tcPr>
-            <w:tcW w:type="dxa" w:w="8064"/>
+            <w:tcW w:type="dxa" w:w="7632"/>
             <w:tcMar>
               <w:top w:w="0" w:type="dxa"/>
               <w:bottom w:w="0" w:type="dxa"/>
@@ -898,7 +898,7 @@
         </w:tc>
         <w:tc>
           <w:tcPr>
-            <w:tcW w:type="dxa" w:w="2736"/>
+            <w:tcW w:type="dxa" w:w="3168"/>
             <w:tcMar>
               <w:top w:w="0" w:type="dxa"/>
               <w:bottom w:w="0" w:type="dxa"/>
@@ -952,7 +952,7 @@
       <w:tr>
         <w:tc>
           <w:tcPr>
-            <w:tcW w:type="dxa" w:w="8064"/>
+            <w:tcW w:type="dxa" w:w="7632"/>
             <w:tcMar>
               <w:top w:w="0" w:type="dxa"/>
               <w:bottom w:w="0" w:type="dxa"/>
@@ -977,7 +977,7 @@
         </w:tc>
         <w:tc>
           <w:tcPr>
-            <w:tcW w:type="dxa" w:w="2736"/>
+            <w:tcW w:type="dxa" w:w="3168"/>
             <w:tcMar>
               <w:top w:w="0" w:type="dxa"/>
               <w:bottom w:w="0" w:type="dxa"/>
@@ -1031,7 +1031,7 @@
       <w:tr>
         <w:tc>
           <w:tcPr>
-            <w:tcW w:type="dxa" w:w="8064"/>
+            <w:tcW w:type="dxa" w:w="7632"/>
             <w:tcMar>
               <w:top w:w="0" w:type="dxa"/>
               <w:bottom w:w="0" w:type="dxa"/>
@@ -1056,7 +1056,7 @@
         </w:tc>
         <w:tc>
           <w:tcPr>
-            <w:tcW w:type="dxa" w:w="2736"/>
+            <w:tcW w:type="dxa" w:w="3168"/>
             <w:tcMar>
               <w:top w:w="0" w:type="dxa"/>
               <w:bottom w:w="0" w:type="dxa"/>

--- a/output/Muhamad_Hendri_Febriansyah_Resume_ID.docx
+++ b/output/Muhamad_Hendri_Febriansyah_Resume_ID.docx
@@ -59,7 +59,7 @@
           <w:color w:val="1E293B"/>
           <w:sz w:val="19"/>
         </w:rPr>
-        <w:t>Software Engineer berorientasi pada hasil dengan pengalaman lebih dari 6 tahun dalam merancang dan mengembangkan aplikasi Web2 dan Web3 berskala besar. Memiliki keahlian mendalam pada ekosistem modern termasuk React 19, React Router v7, TypeScript, Tailwind CSS v4, shadcn/ui, TanStack Query/Table, Laravel, native Android (Kotlin, Jetpack), serta solusi terdesentralisasi (Solidity, TON SDK). Terbukti sukses membangun dashboard monitoring operasional real-time Command Center NTMC Polri, mengoptimalkan aplikasi mobile dengan 1,5 juta+ pengguna (reduksi ukuran 38,6% &amp; crash-free rate 99,42%), serta mengembangkan bot asisten AI Telegram dengan integrasi transaksi kripto. Terbiasa memimpin dalam metodologi Agile, clean architecture, dan kolaborasi tim lintas fungsi.</w:t>
+        <w:t>Senior Software Engineer dengan 6+ tahun pengalaman merancang dan mengembangkan sistem Web2 dan Web3 berskala besar. Memiliki rekam jejak terbukti membangun dashboard Command Center NTMC Korlantas Polri dengan latensi stream &lt; 500ms, mengembangkan aplikasi Android untuk 1,5 juta+ pengguna aktif (reduksi ukuran 38,6% &amp; crash-free 99,42%), serta membangun agen AI Web3 berkonkurensi tinggi. Menguasai React 19, Next.js 15, TypeScript, Laravel 12, Kotlin, dan Solidity dengan komitmen pada type-safe clean architecture.</w:t>
       </w:r>
     </w:p>
     <w:p>
